--- a/books/emergency-medicine/previews/ch04.docx
+++ b/books/emergency-medicine/previews/ch04.docx
@@ -279,7 +279,7 @@
         <w:t xml:space="preserve"> </w:t>
       </w:r>
       <w:r>
-        <w:t xml:space="preserve">Control severe bleeding first, then work through the primary survey with the spine in mind, and call early for any high-risk mechanism.</w:t>
+        <w:t xml:space="preserve">Control life-threatening bleeding first, as your protocol directs, then work through the primary survey with the spine in mind, and call early for any high-risk mechanism.</w:t>
       </w:r>
     </w:p>
     <w:p>
@@ -321,7 +321,7 @@
         <w:pStyle w:val="FirstParagraph"/>
       </w:pPr>
       <w:r>
-        <w:t xml:space="preserve">Severe bleeding can kill within minutes, and it is a leading cause of preventable death after injury, and a bystander can act on it. A short course teaches the skills in this entry, and a bystander can use them before help arrives.</w:t>
+        <w:t xml:space="preserve">Severe bleeding can kill within minutes. It is a leading cause of preventable death after injury, and a bystander can act on it before help arrives; a short course teaches the skills in this entry.</w:t>
       </w:r>
     </w:p>
     <w:p>
@@ -391,7 +391,7 @@
         <w:t xml:space="preserve"> </w:t>
       </w:r>
       <w:r>
-        <w:t xml:space="preserve">A tourniquet is a band that is tightened around an arm or leg above a wound to stop blood flow. It is for life-threatening bleeding from a limb that has not been controlled by other measures. It works, and it hurts. Apply it between the wound and the heart, about 2 to 3 inches (5 to 7.5 centimeters) above the edge of the wound and not over a joint. If the source of the bleeding cannot be found or it is unsafe to look, apply it as high on the limb as possible. Tighten it until the bleeding stops, and note the time. Do not loosen it; leave that to clinicians.</w:t>
+        <w:t xml:space="preserve">A tourniquet is a band that is tightened around an arm or leg above a wound to stop blood flow. It is for life-threatening bleeding from a limb that has not been controlled by other measures. It works, and it hurts. Apply it between the wound and the heart, about 2 to 3 inches (5 to 7.5 centimeters) above the edge of the wound and not over a joint. If the wound lies just below a joint such as the knee or elbow, place the tourniquet above the joint, not over it. If the source of the bleeding cannot be found or it is unsafe to look, apply it as high on the limb as possible. Tighten it until the bleeding stops, and note the time. Do not loosen it; leave that to clinicians.</w:t>
       </w:r>
     </w:p>
     <w:p>
@@ -523,7 +523,7 @@
         <w:pStyle w:val="BodyText"/>
       </w:pPr>
       <w:r>
-        <w:t xml:space="preserve">Figure 14 shows a tourniquet; notice that it sits between the wound and the heart, a few inches above the wound.</w:t>
+        <w:t xml:space="preserve">Figure 14 shows a tourniquet; notice that it sits between the wound and the heart, above the knee and not over the joint.</w:t>
       </w:r>
     </w:p>
     <w:p>
@@ -535,7 +535,7 @@
           <wp:inline>
             <wp:extent cx="5334000" cy="4356100"/>
             <wp:effectExtent b="0" l="0" r="0" t="0"/>
-            <wp:docPr descr="Figure 14. A tourniquet applied a few inches above a bleeding wound, between the wound and the heart." title="" id="25" name="Picture"/>
+            <wp:docPr descr="Figure 14. A tourniquet applied between a bleeding wound and the heart, above the knee and not over the joint." title="" id="25" name="Picture"/>
             <a:graphic>
               <a:graphicData uri="http://schemas.openxmlformats.org/drawingml/2006/picture">
                 <pic:pic>
@@ -597,7 +597,7 @@
         <w:t xml:space="preserve"> </w:t>
       </w:r>
       <w:r>
-        <w:t xml:space="preserve">A tourniquet applied a few inches above a bleeding wound, between the wound and the heart.</w:t>
+        <w:t xml:space="preserve">A tourniquet applied between a bleeding wound and the heart, above the knee and not over the joint.</w:t>
       </w:r>
     </w:p>
     <w:p>
@@ -673,7 +673,7 @@
         <w:pStyle w:val="Compact"/>
       </w:pPr>
       <w:r>
-        <w:t xml:space="preserve">If bleeding from an arm or leg is severe and not controlled, apply a tourniquet between the wound and the heart, 2 to 3 inches (5 to 7.5 centimeters) above the wound and not over a joint, and tighten it until the bleeding stops.</w:t>
+        <w:t xml:space="preserve">If bleeding from an arm or leg is severe and not controlled (or is massive, as after an amputation, and your training directs a tourniquet first), apply a tourniquet between the wound and the heart, 2 to 3 inches (5 to 7.5 centimeters) above the wound and not over a joint (or above the joint if the wound is just below it), and tighten it until the bleeding stops.</w:t>
       </w:r>
     </w:p>
     <w:p>
@@ -781,7 +781,7 @@
         <w:t xml:space="preserve"> </w:t>
       </w:r>
       <w:r>
-        <w:t xml:space="preserve">Control severe bleeding before the airway: press, pack deep wounds, use a tourniquet for limb bleeding that stays uncontrolled, and record the time.</w:t>
+        <w:t xml:space="preserve">Control life-threatening bleeding before the airway, as your protocol directs: press, pack deep wounds, use a tourniquet for limb bleeding that stays uncontrolled, and record the time.</w:t>
       </w:r>
     </w:p>
     <w:p>
@@ -915,7 +915,7 @@
         <w:pStyle w:val="BodyText"/>
       </w:pPr>
       <w:r>
-        <w:t xml:space="preserve">Figure 15 shows the chest wall and lungs; notice the red marks, which are the common sites of rib fracture.</w:t>
+        <w:t xml:space="preserve">Figure 15 shows the chest wall and lungs; notice that the ribs surround the lungs on every side and that the diaphragm sits below them.</w:t>
       </w:r>
     </w:p>
     <w:p>
@@ -927,7 +927,7 @@
           <wp:inline>
             <wp:extent cx="5334000" cy="2940204"/>
             <wp:effectExtent b="0" l="0" r="0" t="0"/>
-            <wp:docPr descr="Figure 15. The chest wall and lungs, with the common sites of rib fracture marked in red." title="" id="29" name="Picture"/>
+            <wp:docPr descr="Figure 15. The chest wall and lungs, with the ribs, trachea and diaphragm labelled." title="" id="29" name="Picture"/>
             <a:graphic>
               <a:graphicData uri="http://schemas.openxmlformats.org/drawingml/2006/picture">
                 <pic:pic>
@@ -989,7 +989,7 @@
         <w:t xml:space="preserve"> </w:t>
       </w:r>
       <w:r>
-        <w:t xml:space="preserve">The chest wall and lungs, with the common sites of rib fracture marked in red.</w:t>
+        <w:t xml:space="preserve">The chest wall and lungs, with the ribs, trachea and diaphragm labelled.</w:t>
       </w:r>
     </w:p>
     <w:p>
@@ -1139,7 +1139,7 @@
         <w:t xml:space="preserve"> </w:t>
       </w:r>
       <w:r>
-        <w:t xml:space="preserve">These three checks are repeated before and after a splint. Circulation: feel for a pulse beyond the injury, press a fingertip or toe and watch the color return, the capillary refill check of Entry 1.3,, and compare the limb with the other side. Sensation: touch a fingertip or toe lightly and ask whether the patient can feel it. Movement: if it causes no pain, ask the patient to wiggle the fingers or toes beyond the injury; do not ask the patient to move the injured part itself. A limb that loses any of the three after splinting is a sign that the splint is too tight or that the injury has worsened.</w:t>
+        <w:t xml:space="preserve">These three checks are repeated before and after a splint. Circulation: feel for a pulse beyond the injury, press a fingertip or toe and watch the color return, the capillary refill check of Entry 1.3, and compare the limb with the other side. Sensation: touch a fingertip or toe lightly and ask whether the patient can feel it. Movement: if it causes no pain, ask the patient to wiggle the fingers or toes beyond the injury; do not ask the patient to move the injured part itself. A limb that loses any of the three after splinting is a sign that the splint is too tight or that the injury has worsened.</w:t>
       </w:r>
     </w:p>
     <w:p>
@@ -1465,7 +1465,7 @@
         <w:t xml:space="preserve"> </w:t>
       </w:r>
       <w:r>
-        <w:t xml:space="preserve">Entry 4.1 (trauma); Entry 4.2 (bleeding); Entry 6.1 (children).</w:t>
+        <w:t xml:space="preserve">Entry 4.1 (trauma); Entry 4.2 (bleeding).</w:t>
       </w:r>
     </w:p>
     <w:bookmarkEnd w:id="35"/>
@@ -1987,7 +1987,7 @@
         <w:pStyle w:val="BodyText"/>
       </w:pPr>
       <w:r>
-        <w:t xml:space="preserve">When injuries compete, rank them by how soon each can kill. Bleeding that you can stop goes first, once the scene is safe and you can reach the patient. Airway and breathing follow, with the spine protected while you work, because a spinal injury is something you guard against and do not clear yourself. A dramatic wound is not always the quickest threat, so look past it for the quiet signs of shock before you settle on a plan. Cold and wet make every injury worse, so shelter the patient from the weather from the first minute. At handover, describe what you saw at the scene as well as what you found on the patient, because the mechanism tells the team where to look for injuries you could not see.</w:t>
+        <w:t xml:space="preserve">When injuries compete, rank them by how soon each can kill. Life-threatening bleeding that you can stop goes first, once the scene is safe and you can reach the patient, as your protocol directs. Airway and breathing follow, with the spine protected while you work, because a spinal injury is something you guard against and do not clear yourself. A dramatic wound is not always the quickest threat, so look past it for the quiet signs of shock before you settle on a plan. Cold and wet make every injury worse, so shelter the patient from the weather from the first minute. At handover, describe what you saw at the scene as well as what you found on the patient, because the mechanism tells the team where to look for injuries you could not see.</w:t>
       </w:r>
     </w:p>
     <w:bookmarkEnd w:id="45"/>
@@ -2321,7 +2321,7 @@
         <w:pStyle w:val="Compact"/>
       </w:pPr>
       <w:r>
-        <w:t xml:space="preserve">How far the limb can be straightened.</w:t>
+        <w:t xml:space="preserve">How far the limb can be straightened without pain.</w:t>
       </w:r>
     </w:p>
     <w:p>
@@ -2357,7 +2357,7 @@
         <w:pStyle w:val="Compact"/>
       </w:pPr>
       <w:r>
-        <w:t xml:space="preserve">The patient’s age.</w:t>
+        <w:t xml:space="preserve">Whether the patient has eaten recently.</w:t>
       </w:r>
     </w:p>
     <w:p>
